--- a/rapports/2026-06-06/EQ27/EQ27_enq2_v2/DR_092203050027/39-86-07-14.docx
+++ b/rapports/2026-06-06/EQ27/EQ27_enq2_v2/DR_092203050027/39-86-07-14.docx
@@ -297,7 +297,7 @@
           <w:color w:val="1F6FEB"/>
           <w:sz w:val="22"/>
         </w:rPr>
-        <w:t>⚠ INCOHÉRENCES À CORRIGER (101)</w:t>
+        <w:t>⚠ INCOHÉRENCES À CORRIGER (97)</w:t>
       </w:r>
     </w:p>
     <w:tbl>
@@ -724,7 +724,7 @@
                 <w:color w:val="16A34A"/>
                 <w:sz w:val="16"/>
               </w:rPr>
-              <w:t>—</w:t>
+              <w:t>s01q32, s01q36, s01q38, s04q37_modif, s02q33, s02q34, s01q00b</w:t>
             </w:r>
           </w:p>
         </w:tc>
@@ -755,7 +755,7 @@
                 <w:i w:val="0"/>
                 <w:sz w:val="17"/>
               </w:rPr>
-              <w:t>Incohérence!!! seulement les écoles privées paient les frais de scolarité (y compris les frais d'inscription).</w:t>
+              <w:t>Peu probable!!! Vu l'âge (18 ans) de fatou mbodji ou l'année à laquelle fatou mbodji a fréquenté l'école pour la dernière fois (.) le dernier diplome de fatou mbodji ne peut être le Certificat d'études primaires (CEP), prière de corriger cette incohérence ou confirmer avec le QG.</w:t>
             </w:r>
           </w:p>
         </w:tc>
@@ -814,7 +814,7 @@
                 <w:color w:val="16A34A"/>
                 <w:sz w:val="16"/>
               </w:rPr>
-              <w:t>s01q32, s01q36, s01q38, s04q37_modif, s02q33, s02q34, s01q00b</w:t>
+              <w:t>s02q33, s01q00b</w:t>
             </w:r>
           </w:p>
         </w:tc>
@@ -845,7 +845,7 @@
                 <w:i w:val="0"/>
                 <w:sz w:val="17"/>
               </w:rPr>
-              <w:t>Peu probable!!! Vu l'âge (18 ans) de fatou mbodji ou l'année à laquelle fatou mbodji a fréquenté l'école pour la dernière fois (.) le dernier diplome de fatou mbodji ne peut être le Certificat d'études primaires (CEP), prière de corriger cette incohérence ou confirmer avec le QG.</w:t>
+              <w:t>Incoherent!!! La dernière fois que aissatou drame a  fréquenté l'école est 9999.</w:t>
             </w:r>
           </w:p>
         </w:tc>
@@ -904,7 +904,7 @@
                 <w:color w:val="16A34A"/>
                 <w:sz w:val="16"/>
               </w:rPr>
-              <w:t>s02q33, s01q00b</w:t>
+              <w:t>—</w:t>
             </w:r>
           </w:p>
         </w:tc>
@@ -935,7 +935,7 @@
                 <w:i w:val="0"/>
                 <w:sz w:val="17"/>
               </w:rPr>
-              <w:t>Incoherent!!! La dernière fois que aissatou drame a  fréquenté l'école est 9999.</w:t>
+              <w:t>Incohérent!! Le niveau d'instruction déclaré par l'un des enfants () au niveau de la section 1 de Amy ndiaye diffère de celui donné par Amy ndiaye lui-même qui affirme ne pas avoir frequenté l'école formelle.</w:t>
             </w:r>
           </w:p>
         </w:tc>
@@ -1025,7 +1025,7 @@
                 <w:i w:val="0"/>
                 <w:sz w:val="17"/>
               </w:rPr>
-              <w:t>Incohérent!! Le niveau d'instruction déclaré par l'un des enfants () au niveau de la section 1 de Amy ndiaye diffère de celui donné par Amy ndiaye lui-même qui affirme ne pas avoir frequenté l'école formelle.</w:t>
+              <w:t>Incohérent!! Le niveau d'instruction déclaré par l'un des enfants () au niveau de la section 1 de aliou mbodji diffère de celui donné par aliou mbodji lui-même qui affirme ne pas avoir frequenté l'école formelle.</w:t>
             </w:r>
           </w:p>
         </w:tc>
@@ -1058,6 +1058,1176 @@
                 <w:i w:val="0"/>
                 <w:sz w:val="16"/>
               </w:rPr>
+              <w:t>S16</w:t>
+              <w:br/>
+            </w:r>
+            <w:r>
+              <w:rPr>
+                <w:b w:val="0"/>
+                <w:i w:val="0"/>
+                <w:color w:val="64748B"/>
+                <w:sz w:val="14"/>
+              </w:rPr>
+              <w:t>Agriculture</w:t>
+            </w:r>
+          </w:p>
+        </w:tc>
+        <w:tc>
+          <w:tcPr>
+            <w:tcW w:type="dxa" w:w="1531"/>
+          </w:tcPr>
+          <w:p>
+            <w:r>
+              <w:rPr>
+                <w:b/>
+                <w:i w:val="0"/>
+                <w:color w:val="16A34A"/>
+                <w:sz w:val="16"/>
+              </w:rPr>
+              <w:t>s16dq05a, s16dq05c</w:t>
+            </w:r>
+          </w:p>
+        </w:tc>
+        <w:tc>
+          <w:tcPr>
+            <w:tcW w:type="dxa" w:w="1191"/>
+          </w:tcPr>
+          <w:p>
+            <w:r>
+              <w:rPr>
+                <w:b w:val="0"/>
+                <w:i w:val="0"/>
+                <w:color w:val="64748B"/>
+                <w:sz w:val="16"/>
+              </w:rPr>
+              <w:t>GT-CQ</w:t>
+            </w:r>
+          </w:p>
+        </w:tc>
+        <w:tc>
+          <w:tcPr>
+            <w:tcW w:type="dxa" w:w="4706"/>
+          </w:tcPr>
+          <w:p>
+            <w:r>
+              <w:rPr>
+                <w:b w:val="0"/>
+                <w:i w:val="0"/>
+                <w:sz w:val="17"/>
+              </w:rPr>
+              <w:t>La quantité de s16dq05a estimée en Kg est incohérente avec la prise dans la question s16dq05c, prière de bien estimer et mettre la valeur exacte.</w:t>
+            </w:r>
+          </w:p>
+        </w:tc>
+      </w:tr>
+      <w:tr>
+        <w:tc>
+          <w:tcPr>
+            <w:tcW w:type="dxa" w:w="964"/>
+          </w:tcPr>
+          <w:p>
+            <w:r>
+              <w:rPr>
+                <w:b/>
+                <w:i w:val="0"/>
+                <w:color w:val="EA580C"/>
+                <w:sz w:val="16"/>
+              </w:rPr>
+              <w:t>Moyenne</w:t>
+            </w:r>
+          </w:p>
+        </w:tc>
+        <w:tc>
+          <w:tcPr>
+            <w:tcW w:type="dxa" w:w="1247"/>
+          </w:tcPr>
+          <w:p>
+            <w:r>
+              <w:rPr>
+                <w:b/>
+                <w:i w:val="0"/>
+                <w:sz w:val="16"/>
+              </w:rPr>
+              <w:t>S00</w:t>
+              <w:br/>
+            </w:r>
+            <w:r>
+              <w:rPr>
+                <w:b w:val="0"/>
+                <w:i w:val="0"/>
+                <w:color w:val="64748B"/>
+                <w:sz w:val="14"/>
+              </w:rPr>
+              <w:t>Identification</w:t>
+            </w:r>
+          </w:p>
+        </w:tc>
+        <w:tc>
+          <w:tcPr>
+            <w:tcW w:type="dxa" w:w="1531"/>
+          </w:tcPr>
+          <w:p>
+            <w:r>
+              <w:rPr>
+                <w:b/>
+                <w:i w:val="0"/>
+                <w:color w:val="16A34A"/>
+                <w:sz w:val="16"/>
+              </w:rPr>
+              <w:t>s00q07a, s00q08, s00q10, s00q13_0, s00q15_0, s00q17_0, s00q23a, s00q23b</w:t>
+            </w:r>
+          </w:p>
+        </w:tc>
+        <w:tc>
+          <w:tcPr>
+            <w:tcW w:type="dxa" w:w="1191"/>
+          </w:tcPr>
+          <w:p>
+            <w:r>
+              <w:rPr>
+                <w:b w:val="0"/>
+                <w:i w:val="0"/>
+                <w:color w:val="64748B"/>
+                <w:sz w:val="16"/>
+              </w:rPr>
+              <w:t>GT-CQ</w:t>
+            </w:r>
+          </w:p>
+        </w:tc>
+        <w:tc>
+          <w:tcPr>
+            <w:tcW w:type="dxa" w:w="4706"/>
+          </w:tcPr>
+          <w:p>
+            <w:r>
+              <w:rPr>
+                <w:b w:val="0"/>
+                <w:i w:val="0"/>
+                <w:sz w:val="17"/>
+              </w:rPr>
+              <w:t>Le questionnaire est completé mais il reste certainnes infomations du ménage à faire dans la section 0, prière de renseigner ces informations.</w:t>
+            </w:r>
+          </w:p>
+        </w:tc>
+      </w:tr>
+      <w:tr>
+        <w:tc>
+          <w:tcPr>
+            <w:tcW w:type="dxa" w:w="964"/>
+          </w:tcPr>
+          <w:p>
+            <w:r>
+              <w:rPr>
+                <w:b/>
+                <w:i w:val="0"/>
+                <w:color w:val="EA580C"/>
+                <w:sz w:val="16"/>
+              </w:rPr>
+              <w:t>Moyenne</w:t>
+            </w:r>
+          </w:p>
+        </w:tc>
+        <w:tc>
+          <w:tcPr>
+            <w:tcW w:type="dxa" w:w="1247"/>
+          </w:tcPr>
+          <w:p>
+            <w:r>
+              <w:rPr>
+                <w:b/>
+                <w:i w:val="0"/>
+                <w:sz w:val="16"/>
+              </w:rPr>
+              <w:t>S00</w:t>
+              <w:br/>
+            </w:r>
+            <w:r>
+              <w:rPr>
+                <w:b w:val="0"/>
+                <w:i w:val="0"/>
+                <w:color w:val="64748B"/>
+                <w:sz w:val="14"/>
+              </w:rPr>
+              <w:t>Identification</w:t>
+            </w:r>
+          </w:p>
+        </w:tc>
+        <w:tc>
+          <w:tcPr>
+            <w:tcW w:type="dxa" w:w="1531"/>
+          </w:tcPr>
+          <w:p>
+            <w:r>
+              <w:rPr>
+                <w:b/>
+                <w:i w:val="0"/>
+                <w:color w:val="16A34A"/>
+                <w:sz w:val="16"/>
+              </w:rPr>
+              <w:t>s00q07a, s00q08, s00q10, s00q13_0, s00q15_0, s00q17_0, s00q23a, s00q23b</w:t>
+            </w:r>
+          </w:p>
+        </w:tc>
+        <w:tc>
+          <w:tcPr>
+            <w:tcW w:type="dxa" w:w="1191"/>
+          </w:tcPr>
+          <w:p>
+            <w:r>
+              <w:rPr>
+                <w:b w:val="0"/>
+                <w:i w:val="0"/>
+                <w:color w:val="64748B"/>
+                <w:sz w:val="16"/>
+              </w:rPr>
+              <w:t>GT-CQ</w:t>
+            </w:r>
+          </w:p>
+        </w:tc>
+        <w:tc>
+          <w:tcPr>
+            <w:tcW w:type="dxa" w:w="4706"/>
+          </w:tcPr>
+          <w:p>
+            <w:r>
+              <w:rPr>
+                <w:b w:val="0"/>
+                <w:i w:val="0"/>
+                <w:sz w:val="17"/>
+              </w:rPr>
+              <w:t>Prière de renseigner toutes les informations du ménage dans la section 0 avant d'entamer les autres informations.</w:t>
+            </w:r>
+          </w:p>
+        </w:tc>
+      </w:tr>
+      <w:tr>
+        <w:tc>
+          <w:tcPr>
+            <w:tcW w:type="dxa" w:w="964"/>
+          </w:tcPr>
+          <w:p>
+            <w:r>
+              <w:rPr>
+                <w:b/>
+                <w:i w:val="0"/>
+                <w:color w:val="EA580C"/>
+                <w:sz w:val="16"/>
+              </w:rPr>
+              <w:t>Moyenne</w:t>
+            </w:r>
+          </w:p>
+        </w:tc>
+        <w:tc>
+          <w:tcPr>
+            <w:tcW w:type="dxa" w:w="1247"/>
+          </w:tcPr>
+          <w:p>
+            <w:r>
+              <w:rPr>
+                <w:b/>
+                <w:i w:val="0"/>
+                <w:sz w:val="16"/>
+              </w:rPr>
+              <w:t>S00</w:t>
+              <w:br/>
+            </w:r>
+            <w:r>
+              <w:rPr>
+                <w:b w:val="0"/>
+                <w:i w:val="0"/>
+                <w:color w:val="64748B"/>
+                <w:sz w:val="14"/>
+              </w:rPr>
+              <w:t>Identification</w:t>
+            </w:r>
+          </w:p>
+        </w:tc>
+        <w:tc>
+          <w:tcPr>
+            <w:tcW w:type="dxa" w:w="1531"/>
+          </w:tcPr>
+          <w:p>
+            <w:r>
+              <w:rPr>
+                <w:b/>
+                <w:i w:val="0"/>
+                <w:color w:val="16A34A"/>
+                <w:sz w:val="16"/>
+              </w:rPr>
+              <w:t>s00q27</w:t>
+            </w:r>
+          </w:p>
+        </w:tc>
+        <w:tc>
+          <w:tcPr>
+            <w:tcW w:type="dxa" w:w="1191"/>
+          </w:tcPr>
+          <w:p>
+            <w:r>
+              <w:rPr>
+                <w:b w:val="0"/>
+                <w:i w:val="0"/>
+                <w:color w:val="64748B"/>
+                <w:sz w:val="16"/>
+              </w:rPr>
+              <w:t>GT-CQ</w:t>
+            </w:r>
+          </w:p>
+        </w:tc>
+        <w:tc>
+          <w:tcPr>
+            <w:tcW w:type="dxa" w:w="4706"/>
+          </w:tcPr>
+          <w:p>
+            <w:r>
+              <w:rPr>
+                <w:b w:val="0"/>
+                <w:i w:val="0"/>
+                <w:sz w:val="17"/>
+              </w:rPr>
+              <w:t>Le questionnaire semble ne pas être complètement fini mais le questionnaire est en statut complet, prière de compléter le questionnaire.</w:t>
+            </w:r>
+          </w:p>
+        </w:tc>
+      </w:tr>
+      <w:tr>
+        <w:tc>
+          <w:tcPr>
+            <w:tcW w:type="dxa" w:w="964"/>
+          </w:tcPr>
+          <w:p>
+            <w:r>
+              <w:rPr>
+                <w:b/>
+                <w:i w:val="0"/>
+                <w:color w:val="EA580C"/>
+                <w:sz w:val="16"/>
+              </w:rPr>
+              <w:t>Moyenne</w:t>
+            </w:r>
+          </w:p>
+        </w:tc>
+        <w:tc>
+          <w:tcPr>
+            <w:tcW w:type="dxa" w:w="1247"/>
+          </w:tcPr>
+          <w:p>
+            <w:r>
+              <w:rPr>
+                <w:b/>
+                <w:i w:val="0"/>
+                <w:sz w:val="16"/>
+              </w:rPr>
+              <w:t>S00</w:t>
+              <w:br/>
+            </w:r>
+            <w:r>
+              <w:rPr>
+                <w:b w:val="0"/>
+                <w:i w:val="0"/>
+                <w:color w:val="64748B"/>
+                <w:sz w:val="14"/>
+              </w:rPr>
+              <w:t>Identification</w:t>
+            </w:r>
+          </w:p>
+        </w:tc>
+        <w:tc>
+          <w:tcPr>
+            <w:tcW w:type="dxa" w:w="1531"/>
+          </w:tcPr>
+          <w:p>
+            <w:r>
+              <w:rPr>
+                <w:b/>
+                <w:i w:val="0"/>
+                <w:color w:val="16A34A"/>
+                <w:sz w:val="16"/>
+              </w:rPr>
+              <w:t>—</w:t>
+            </w:r>
+          </w:p>
+        </w:tc>
+        <w:tc>
+          <w:tcPr>
+            <w:tcW w:type="dxa" w:w="1191"/>
+          </w:tcPr>
+          <w:p>
+            <w:r>
+              <w:rPr>
+                <w:b w:val="0"/>
+                <w:i w:val="0"/>
+                <w:color w:val="64748B"/>
+                <w:sz w:val="16"/>
+              </w:rPr>
+              <w:t>GT-CQ</w:t>
+            </w:r>
+          </w:p>
+        </w:tc>
+        <w:tc>
+          <w:tcPr>
+            <w:tcW w:type="dxa" w:w="4706"/>
+          </w:tcPr>
+          <w:p>
+            <w:r>
+              <w:rPr>
+                <w:b w:val="0"/>
+                <w:i w:val="0"/>
+                <w:sz w:val="17"/>
+              </w:rPr>
+              <w:t>Il est obligatoire de prendre les coordonnées Gps avant d'administrer le questionnaire.</w:t>
+            </w:r>
+          </w:p>
+        </w:tc>
+      </w:tr>
+      <w:tr>
+        <w:tc>
+          <w:tcPr>
+            <w:tcW w:type="dxa" w:w="964"/>
+          </w:tcPr>
+          <w:p>
+            <w:r>
+              <w:rPr>
+                <w:b/>
+                <w:i w:val="0"/>
+                <w:color w:val="EA580C"/>
+                <w:sz w:val="16"/>
+              </w:rPr>
+              <w:t>Moyenne</w:t>
+            </w:r>
+          </w:p>
+        </w:tc>
+        <w:tc>
+          <w:tcPr>
+            <w:tcW w:type="dxa" w:w="1247"/>
+          </w:tcPr>
+          <w:p>
+            <w:r>
+              <w:rPr>
+                <w:b/>
+                <w:i w:val="0"/>
+                <w:sz w:val="16"/>
+              </w:rPr>
+              <w:t>S00</w:t>
+              <w:br/>
+            </w:r>
+            <w:r>
+              <w:rPr>
+                <w:b w:val="0"/>
+                <w:i w:val="0"/>
+                <w:color w:val="64748B"/>
+                <w:sz w:val="14"/>
+              </w:rPr>
+              <w:t>Identification</w:t>
+            </w:r>
+          </w:p>
+        </w:tc>
+        <w:tc>
+          <w:tcPr>
+            <w:tcW w:type="dxa" w:w="1531"/>
+          </w:tcPr>
+          <w:p>
+            <w:r>
+              <w:rPr>
+                <w:b/>
+                <w:i w:val="0"/>
+                <w:color w:val="16A34A"/>
+                <w:sz w:val="16"/>
+              </w:rPr>
+              <w:t>—</w:t>
+            </w:r>
+          </w:p>
+        </w:tc>
+        <w:tc>
+          <w:tcPr>
+            <w:tcW w:type="dxa" w:w="1191"/>
+          </w:tcPr>
+          <w:p>
+            <w:r>
+              <w:rPr>
+                <w:b w:val="0"/>
+                <w:i w:val="0"/>
+                <w:color w:val="64748B"/>
+                <w:sz w:val="16"/>
+              </w:rPr>
+              <w:t>GT-CQ</w:t>
+            </w:r>
+          </w:p>
+        </w:tc>
+        <w:tc>
+          <w:tcPr>
+            <w:tcW w:type="dxa" w:w="4706"/>
+          </w:tcPr>
+          <w:p>
+            <w:r>
+              <w:rPr>
+                <w:b w:val="0"/>
+                <w:i w:val="0"/>
+                <w:sz w:val="17"/>
+              </w:rPr>
+              <w:t>Prière de prendre les coordonnées GPS.</w:t>
+            </w:r>
+          </w:p>
+        </w:tc>
+      </w:tr>
+      <w:tr>
+        <w:tc>
+          <w:tcPr>
+            <w:tcW w:type="dxa" w:w="964"/>
+          </w:tcPr>
+          <w:p>
+            <w:r>
+              <w:rPr>
+                <w:b/>
+                <w:i w:val="0"/>
+                <w:color w:val="EA580C"/>
+                <w:sz w:val="16"/>
+              </w:rPr>
+              <w:t>Moyenne</w:t>
+            </w:r>
+          </w:p>
+        </w:tc>
+        <w:tc>
+          <w:tcPr>
+            <w:tcW w:type="dxa" w:w="1247"/>
+          </w:tcPr>
+          <w:p>
+            <w:r>
+              <w:rPr>
+                <w:b/>
+                <w:i w:val="0"/>
+                <w:sz w:val="16"/>
+              </w:rPr>
+              <w:t>S00</w:t>
+              <w:br/>
+            </w:r>
+            <w:r>
+              <w:rPr>
+                <w:b w:val="0"/>
+                <w:i w:val="0"/>
+                <w:color w:val="64748B"/>
+                <w:sz w:val="14"/>
+              </w:rPr>
+              <w:t>Identification</w:t>
+            </w:r>
+          </w:p>
+        </w:tc>
+        <w:tc>
+          <w:tcPr>
+            <w:tcW w:type="dxa" w:w="1531"/>
+          </w:tcPr>
+          <w:p>
+            <w:r>
+              <w:rPr>
+                <w:b/>
+                <w:i w:val="0"/>
+                <w:color w:val="16A34A"/>
+                <w:sz w:val="16"/>
+              </w:rPr>
+              <w:t>—</w:t>
+            </w:r>
+          </w:p>
+        </w:tc>
+        <w:tc>
+          <w:tcPr>
+            <w:tcW w:type="dxa" w:w="1191"/>
+          </w:tcPr>
+          <w:p>
+            <w:r>
+              <w:rPr>
+                <w:b w:val="0"/>
+                <w:i w:val="0"/>
+                <w:color w:val="64748B"/>
+                <w:sz w:val="16"/>
+              </w:rPr>
+              <w:t>GT-CQ</w:t>
+            </w:r>
+          </w:p>
+        </w:tc>
+        <w:tc>
+          <w:tcPr>
+            <w:tcW w:type="dxa" w:w="4706"/>
+          </w:tcPr>
+          <w:p>
+            <w:r>
+              <w:rPr>
+                <w:b w:val="0"/>
+                <w:i w:val="0"/>
+                <w:sz w:val="17"/>
+              </w:rPr>
+              <w:t>Les coordonnées GPS ménage prises lors de l'enquête principale diffèrent de celles du dénombrement, êtes vous sûr d'avoir enquêté le bon ménage si non chercher le bon ménage.</w:t>
+            </w:r>
+          </w:p>
+        </w:tc>
+      </w:tr>
+      <w:tr>
+        <w:tc>
+          <w:tcPr>
+            <w:tcW w:type="dxa" w:w="964"/>
+          </w:tcPr>
+          <w:p>
+            <w:r>
+              <w:rPr>
+                <w:b/>
+                <w:i w:val="0"/>
+                <w:color w:val="EA580C"/>
+                <w:sz w:val="16"/>
+              </w:rPr>
+              <w:t>Moyenne</w:t>
+            </w:r>
+          </w:p>
+        </w:tc>
+        <w:tc>
+          <w:tcPr>
+            <w:tcW w:type="dxa" w:w="1247"/>
+          </w:tcPr>
+          <w:p>
+            <w:r>
+              <w:rPr>
+                <w:b/>
+                <w:i w:val="0"/>
+                <w:sz w:val="16"/>
+              </w:rPr>
+              <w:t>S00</w:t>
+              <w:br/>
+            </w:r>
+            <w:r>
+              <w:rPr>
+                <w:b w:val="0"/>
+                <w:i w:val="0"/>
+                <w:color w:val="64748B"/>
+                <w:sz w:val="14"/>
+              </w:rPr>
+              <w:t>Identification</w:t>
+            </w:r>
+          </w:p>
+        </w:tc>
+        <w:tc>
+          <w:tcPr>
+            <w:tcW w:type="dxa" w:w="1531"/>
+          </w:tcPr>
+          <w:p>
+            <w:r>
+              <w:rPr>
+                <w:b/>
+                <w:i w:val="0"/>
+                <w:color w:val="16A34A"/>
+                <w:sz w:val="16"/>
+              </w:rPr>
+              <w:t>—</w:t>
+            </w:r>
+          </w:p>
+        </w:tc>
+        <w:tc>
+          <w:tcPr>
+            <w:tcW w:type="dxa" w:w="1191"/>
+          </w:tcPr>
+          <w:p>
+            <w:r>
+              <w:rPr>
+                <w:b w:val="0"/>
+                <w:i w:val="0"/>
+                <w:color w:val="64748B"/>
+                <w:sz w:val="16"/>
+              </w:rPr>
+              <w:t>GT-CQ</w:t>
+            </w:r>
+          </w:p>
+        </w:tc>
+        <w:tc>
+          <w:tcPr>
+            <w:tcW w:type="dxa" w:w="4706"/>
+          </w:tcPr>
+          <w:p>
+            <w:r>
+              <w:rPr>
+                <w:b w:val="0"/>
+                <w:i w:val="0"/>
+                <w:sz w:val="17"/>
+              </w:rPr>
+              <w:t>L'adresse ou la localisation du ménage doit être bien renseignée, ne doit pas contenir des numéros de téléphone et elle semble courte pour être une adresse.</w:t>
+            </w:r>
+          </w:p>
+        </w:tc>
+      </w:tr>
+      <w:tr>
+        <w:tc>
+          <w:tcPr>
+            <w:tcW w:type="dxa" w:w="964"/>
+          </w:tcPr>
+          <w:p>
+            <w:r>
+              <w:rPr>
+                <w:b/>
+                <w:i w:val="0"/>
+                <w:color w:val="EA580C"/>
+                <w:sz w:val="16"/>
+              </w:rPr>
+              <w:t>Moyenne</w:t>
+            </w:r>
+          </w:p>
+        </w:tc>
+        <w:tc>
+          <w:tcPr>
+            <w:tcW w:type="dxa" w:w="1247"/>
+          </w:tcPr>
+          <w:p>
+            <w:r>
+              <w:rPr>
+                <w:b/>
+                <w:i w:val="0"/>
+                <w:sz w:val="16"/>
+              </w:rPr>
+              <w:t>S00</w:t>
+              <w:br/>
+            </w:r>
+            <w:r>
+              <w:rPr>
+                <w:b w:val="0"/>
+                <w:i w:val="0"/>
+                <w:color w:val="64748B"/>
+                <w:sz w:val="14"/>
+              </w:rPr>
+              <w:t>Identification</w:t>
+            </w:r>
+          </w:p>
+        </w:tc>
+        <w:tc>
+          <w:tcPr>
+            <w:tcW w:type="dxa" w:w="1531"/>
+          </w:tcPr>
+          <w:p>
+            <w:r>
+              <w:rPr>
+                <w:b/>
+                <w:i w:val="0"/>
+                <w:color w:val="16A34A"/>
+                <w:sz w:val="16"/>
+              </w:rPr>
+              <w:t>—</w:t>
+            </w:r>
+          </w:p>
+        </w:tc>
+        <w:tc>
+          <w:tcPr>
+            <w:tcW w:type="dxa" w:w="1191"/>
+          </w:tcPr>
+          <w:p>
+            <w:r>
+              <w:rPr>
+                <w:b w:val="0"/>
+                <w:i w:val="0"/>
+                <w:color w:val="64748B"/>
+                <w:sz w:val="16"/>
+              </w:rPr>
+              <w:t>GT-CQ</w:t>
+            </w:r>
+          </w:p>
+        </w:tc>
+        <w:tc>
+          <w:tcPr>
+            <w:tcW w:type="dxa" w:w="4706"/>
+          </w:tcPr>
+          <w:p>
+            <w:r>
+              <w:rPr>
+                <w:b w:val="0"/>
+                <w:i w:val="0"/>
+                <w:sz w:val="17"/>
+              </w:rPr>
+              <w:t>Prière de renseigner la bonne adresse.Attention! Il manque des informations non renseignées dans la section 0, prière de regarder toutes les autres informations dans l'identification du ménage (IDENTIFICATION ET RENSEIGNEMENTS DE CONTROLE) ou dans OBSERVATIONS pour pouvoir renseigné toutes les questions liées au ménage.</w:t>
+            </w:r>
+          </w:p>
+        </w:tc>
+      </w:tr>
+      <w:tr>
+        <w:tc>
+          <w:tcPr>
+            <w:tcW w:type="dxa" w:w="964"/>
+          </w:tcPr>
+          <w:p>
+            <w:r>
+              <w:rPr>
+                <w:b/>
+                <w:i w:val="0"/>
+                <w:color w:val="EA580C"/>
+                <w:sz w:val="16"/>
+              </w:rPr>
+              <w:t>Moyenne</w:t>
+            </w:r>
+          </w:p>
+        </w:tc>
+        <w:tc>
+          <w:tcPr>
+            <w:tcW w:type="dxa" w:w="1247"/>
+          </w:tcPr>
+          <w:p>
+            <w:r>
+              <w:rPr>
+                <w:b/>
+                <w:i w:val="0"/>
+                <w:sz w:val="16"/>
+              </w:rPr>
+              <w:t>S00</w:t>
+              <w:br/>
+            </w:r>
+            <w:r>
+              <w:rPr>
+                <w:b w:val="0"/>
+                <w:i w:val="0"/>
+                <w:color w:val="64748B"/>
+                <w:sz w:val="14"/>
+              </w:rPr>
+              <w:t>Identification</w:t>
+            </w:r>
+          </w:p>
+        </w:tc>
+        <w:tc>
+          <w:tcPr>
+            <w:tcW w:type="dxa" w:w="1531"/>
+          </w:tcPr>
+          <w:p>
+            <w:r>
+              <w:rPr>
+                <w:b/>
+                <w:i w:val="0"/>
+                <w:color w:val="16A34A"/>
+                <w:sz w:val="16"/>
+              </w:rPr>
+              <w:t>s00q12a</w:t>
+            </w:r>
+          </w:p>
+        </w:tc>
+        <w:tc>
+          <w:tcPr>
+            <w:tcW w:type="dxa" w:w="1191"/>
+          </w:tcPr>
+          <w:p>
+            <w:r>
+              <w:rPr>
+                <w:b w:val="0"/>
+                <w:i w:val="0"/>
+                <w:color w:val="64748B"/>
+                <w:sz w:val="16"/>
+              </w:rPr>
+              <w:t>GT-CQ</w:t>
+            </w:r>
+          </w:p>
+        </w:tc>
+        <w:tc>
+          <w:tcPr>
+            <w:tcW w:type="dxa" w:w="4706"/>
+          </w:tcPr>
+          <w:p>
+            <w:r>
+              <w:rPr>
+                <w:b w:val="0"/>
+                <w:i w:val="0"/>
+                <w:sz w:val="17"/>
+              </w:rPr>
+              <w:t>Attention! Veillez bien renseigner le premier numero du chef de ménage(0.12a).</w:t>
+            </w:r>
+          </w:p>
+        </w:tc>
+      </w:tr>
+      <w:tr>
+        <w:tc>
+          <w:tcPr>
+            <w:tcW w:type="dxa" w:w="964"/>
+          </w:tcPr>
+          <w:p>
+            <w:r>
+              <w:rPr>
+                <w:b/>
+                <w:i w:val="0"/>
+                <w:color w:val="EA580C"/>
+                <w:sz w:val="16"/>
+              </w:rPr>
+              <w:t>Moyenne</w:t>
+            </w:r>
+          </w:p>
+        </w:tc>
+        <w:tc>
+          <w:tcPr>
+            <w:tcW w:type="dxa" w:w="1247"/>
+          </w:tcPr>
+          <w:p>
+            <w:r>
+              <w:rPr>
+                <w:b/>
+                <w:i w:val="0"/>
+                <w:sz w:val="16"/>
+              </w:rPr>
+              <w:t>S00</w:t>
+              <w:br/>
+            </w:r>
+            <w:r>
+              <w:rPr>
+                <w:b w:val="0"/>
+                <w:i w:val="0"/>
+                <w:color w:val="64748B"/>
+                <w:sz w:val="14"/>
+              </w:rPr>
+              <w:t>Identification</w:t>
+            </w:r>
+          </w:p>
+        </w:tc>
+        <w:tc>
+          <w:tcPr>
+            <w:tcW w:type="dxa" w:w="1531"/>
+          </w:tcPr>
+          <w:p>
+            <w:r>
+              <w:rPr>
+                <w:b/>
+                <w:i w:val="0"/>
+                <w:color w:val="16A34A"/>
+                <w:sz w:val="16"/>
+              </w:rPr>
+              <w:t>s00q12a, s00q12b</w:t>
+            </w:r>
+          </w:p>
+        </w:tc>
+        <w:tc>
+          <w:tcPr>
+            <w:tcW w:type="dxa" w:w="1191"/>
+          </w:tcPr>
+          <w:p>
+            <w:r>
+              <w:rPr>
+                <w:b w:val="0"/>
+                <w:i w:val="0"/>
+                <w:color w:val="64748B"/>
+                <w:sz w:val="16"/>
+              </w:rPr>
+              <w:t>GT-CQ</w:t>
+            </w:r>
+          </w:p>
+        </w:tc>
+        <w:tc>
+          <w:tcPr>
+            <w:tcW w:type="dxa" w:w="4706"/>
+          </w:tcPr>
+          <w:p>
+            <w:r>
+              <w:rPr>
+                <w:b w:val="0"/>
+                <w:i w:val="0"/>
+                <w:sz w:val="17"/>
+              </w:rPr>
+              <w:t>Attention! Veillez bien renseigner le deuxième numero du chef de ménage(0.12b).</w:t>
+            </w:r>
+          </w:p>
+        </w:tc>
+      </w:tr>
+      <w:tr>
+        <w:tc>
+          <w:tcPr>
+            <w:tcW w:type="dxa" w:w="964"/>
+          </w:tcPr>
+          <w:p>
+            <w:r>
+              <w:rPr>
+                <w:b/>
+                <w:i w:val="0"/>
+                <w:color w:val="EA580C"/>
+                <w:sz w:val="16"/>
+              </w:rPr>
+              <w:t>Moyenne</w:t>
+            </w:r>
+          </w:p>
+        </w:tc>
+        <w:tc>
+          <w:tcPr>
+            <w:tcW w:type="dxa" w:w="1247"/>
+          </w:tcPr>
+          <w:p>
+            <w:r>
+              <w:rPr>
+                <w:b/>
+                <w:i w:val="0"/>
+                <w:sz w:val="16"/>
+              </w:rPr>
+              <w:t>S01</w:t>
+              <w:br/>
+            </w:r>
+            <w:r>
+              <w:rPr>
+                <w:b w:val="0"/>
+                <w:i w:val="0"/>
+                <w:color w:val="64748B"/>
+                <w:sz w:val="14"/>
+              </w:rPr>
+              <w:t>Démographie</w:t>
+            </w:r>
+          </w:p>
+        </w:tc>
+        <w:tc>
+          <w:tcPr>
+            <w:tcW w:type="dxa" w:w="1531"/>
+          </w:tcPr>
+          <w:p>
+            <w:r>
+              <w:rPr>
+                <w:b/>
+                <w:i w:val="0"/>
+                <w:color w:val="16A34A"/>
+                <w:sz w:val="16"/>
+              </w:rPr>
+              <w:t>—</w:t>
+            </w:r>
+          </w:p>
+        </w:tc>
+        <w:tc>
+          <w:tcPr>
+            <w:tcW w:type="dxa" w:w="1191"/>
+          </w:tcPr>
+          <w:p>
+            <w:r>
+              <w:rPr>
+                <w:b w:val="0"/>
+                <w:i w:val="0"/>
+                <w:color w:val="64748B"/>
+                <w:sz w:val="16"/>
+              </w:rPr>
+              <w:t>GT-CQ</w:t>
+            </w:r>
+          </w:p>
+        </w:tc>
+        <w:tc>
+          <w:tcPr>
+            <w:tcW w:type="dxa" w:w="4706"/>
+          </w:tcPr>
+          <w:p>
+            <w:r>
+              <w:rPr>
+                <w:b w:val="0"/>
+                <w:i w:val="0"/>
+                <w:sz w:val="17"/>
+              </w:rPr>
+              <w:t>Prière de verifier l'information donnée par fatou mbodji ou corriger au niveau de la section 1.</w:t>
+            </w:r>
+          </w:p>
+        </w:tc>
+      </w:tr>
+      <w:tr>
+        <w:tc>
+          <w:tcPr>
+            <w:tcW w:type="dxa" w:w="964"/>
+          </w:tcPr>
+          <w:p>
+            <w:r>
+              <w:rPr>
+                <w:b/>
+                <w:i w:val="0"/>
+                <w:color w:val="EA580C"/>
+                <w:sz w:val="16"/>
+              </w:rPr>
+              <w:t>Moyenne</w:t>
+            </w:r>
+          </w:p>
+        </w:tc>
+        <w:tc>
+          <w:tcPr>
+            <w:tcW w:type="dxa" w:w="1247"/>
+          </w:tcPr>
+          <w:p>
+            <w:r>
+              <w:rPr>
+                <w:b/>
+                <w:i w:val="0"/>
+                <w:sz w:val="16"/>
+              </w:rPr>
+              <w:t>S01</w:t>
+              <w:br/>
+            </w:r>
+            <w:r>
+              <w:rPr>
+                <w:b w:val="0"/>
+                <w:i w:val="0"/>
+                <w:color w:val="64748B"/>
+                <w:sz w:val="14"/>
+              </w:rPr>
+              <w:t>Démographie</w:t>
+            </w:r>
+          </w:p>
+        </w:tc>
+        <w:tc>
+          <w:tcPr>
+            <w:tcW w:type="dxa" w:w="1531"/>
+          </w:tcPr>
+          <w:p>
+            <w:r>
+              <w:rPr>
+                <w:b/>
+                <w:i w:val="0"/>
+                <w:color w:val="16A34A"/>
+                <w:sz w:val="16"/>
+              </w:rPr>
+              <w:t>s01q10_1</w:t>
+            </w:r>
+          </w:p>
+        </w:tc>
+        <w:tc>
+          <w:tcPr>
+            <w:tcW w:type="dxa" w:w="1191"/>
+          </w:tcPr>
+          <w:p>
+            <w:r>
+              <w:rPr>
+                <w:b w:val="0"/>
+                <w:i w:val="0"/>
+                <w:color w:val="64748B"/>
+                <w:sz w:val="16"/>
+              </w:rPr>
+              <w:t>GT-CQ</w:t>
+            </w:r>
+          </w:p>
+        </w:tc>
+        <w:tc>
+          <w:tcPr>
+            <w:tcW w:type="dxa" w:w="4706"/>
+          </w:tcPr>
+          <w:p>
+            <w:r>
+              <w:rPr>
+                <w:b w:val="0"/>
+                <w:i w:val="0"/>
+                <w:sz w:val="17"/>
+              </w:rPr>
+              <w:t>La taille du ménage lors de l'enquête principale (6) de ce ménage est inférieur à la taille du denombrement (9), prière de fournir des explications concrètes ou aller revisiter le ménage.</w:t>
+            </w:r>
+          </w:p>
+        </w:tc>
+      </w:tr>
+      <w:tr>
+        <w:tc>
+          <w:tcPr>
+            <w:tcW w:type="dxa" w:w="964"/>
+          </w:tcPr>
+          <w:p>
+            <w:r>
+              <w:rPr>
+                <w:b/>
+                <w:i w:val="0"/>
+                <w:color w:val="EA580C"/>
+                <w:sz w:val="16"/>
+              </w:rPr>
+              <w:t>Moyenne</w:t>
+            </w:r>
+          </w:p>
+        </w:tc>
+        <w:tc>
+          <w:tcPr>
+            <w:tcW w:type="dxa" w:w="1247"/>
+          </w:tcPr>
+          <w:p>
+            <w:r>
+              <w:rPr>
+                <w:b/>
+                <w:i w:val="0"/>
+                <w:sz w:val="16"/>
+              </w:rPr>
               <w:t>S02</w:t>
               <w:br/>
             </w:r>
@@ -1084,7 +2254,7 @@
                 <w:color w:val="16A34A"/>
                 <w:sz w:val="16"/>
               </w:rPr>
-              <w:t>—</w:t>
+              <w:t>s01q63, s00q04, s02q25, s01q00b, s02q17_2, s02q15_2</w:t>
             </w:r>
           </w:p>
         </w:tc>
@@ -1115,7 +2285,7 @@
                 <w:i w:val="0"/>
                 <w:sz w:val="17"/>
               </w:rPr>
-              <w:t>Incohérent!! Le niveau d'instruction déclaré par l'un des enfants () au niveau de la section 1 de aliou mbodji diffère de celui donné par aliou mbodji lui-même qui affirme ne pas avoir frequenté l'école formelle.</w:t>
+              <w:t>Dans les milieux urbains c'est peu probable de voir une école dont les élèves ou étudiants ne dépensent pas en frais d'uniformes, prière de verifier pour fatou mbodji qui fréquente 3ème année de Secondaire 1 (Moyen) Général et corriger ou confirmer avec le QG.</w:t>
             </w:r>
           </w:p>
         </w:tc>
@@ -1130,10 +2300,10 @@
               <w:rPr>
                 <w:b/>
                 <w:i w:val="0"/>
-                <w:color w:val="DC2626"/>
-                <w:sz w:val="16"/>
-              </w:rPr>
-              <w:t>Haute</w:t>
+                <w:color w:val="EA580C"/>
+                <w:sz w:val="16"/>
+              </w:rPr>
+              <w:t>Moyenne</w:t>
             </w:r>
           </w:p>
         </w:tc>
@@ -1148,7 +2318,7 @@
                 <w:i w:val="0"/>
                 <w:sz w:val="16"/>
               </w:rPr>
-              <w:t>S16</w:t>
+              <w:t>S02</w:t>
               <w:br/>
             </w:r>
             <w:r>
@@ -1158,7 +2328,7 @@
                 <w:color w:val="64748B"/>
                 <w:sz w:val="14"/>
               </w:rPr>
-              <w:t>Agriculture</w:t>
+              <w:t>Éducation</w:t>
             </w:r>
           </w:p>
         </w:tc>
@@ -1174,7 +2344,7 @@
                 <w:color w:val="16A34A"/>
                 <w:sz w:val="16"/>
               </w:rPr>
-              <w:t>s16dq05a, s16dq05c</w:t>
+              <w:t>s01q63, s00q04, s02q25, s01q00b, s02q17_2, s02q15_2</w:t>
             </w:r>
           </w:p>
         </w:tc>
@@ -1205,7 +2375,7 @@
                 <w:i w:val="0"/>
                 <w:sz w:val="17"/>
               </w:rPr>
-              <w:t>La quantité de s16dq05a estimée en Kg est incohérente avec la prise dans la question s16dq05c, prière de bien estimer et mettre la valeur exacte.</w:t>
+              <w:t>Dans les milieux urbains c'est peu probable de voir une école dont les élèves ou étudiants ne dépensent pas en frais d'uniformes, prière de verifier pour yaya ndour qui fréquente 1ére année de Secondaire 2 Général et corriger ou confirmer avec le QG.</w:t>
             </w:r>
           </w:p>
         </w:tc>
@@ -1238,7 +2408,7 @@
                 <w:i w:val="0"/>
                 <w:sz w:val="16"/>
               </w:rPr>
-              <w:t>S00</w:t>
+              <w:t>S02</w:t>
               <w:br/>
             </w:r>
             <w:r>
@@ -1248,7 +2418,7 @@
                 <w:color w:val="64748B"/>
                 <w:sz w:val="14"/>
               </w:rPr>
-              <w:t>Identification</w:t>
+              <w:t>Éducation</w:t>
             </w:r>
           </w:p>
         </w:tc>
@@ -1264,7 +2434,7 @@
                 <w:color w:val="16A34A"/>
                 <w:sz w:val="16"/>
               </w:rPr>
-              <w:t>s00q07a, s00q08, s00q10, s00q13_0, s00q15_0, s00q17_0, s00q23a, s00q23b</w:t>
+              <w:t>—</w:t>
             </w:r>
           </w:p>
         </w:tc>
@@ -1295,7 +2465,7 @@
                 <w:i w:val="0"/>
                 <w:sz w:val="17"/>
               </w:rPr>
-              <w:t>Le questionnaire est completé mais il reste certainnes infomations du ménage à faire dans la section 0, prière de renseigner ces informations.</w:t>
+              <w:t>Prière de vous adresser à aissatou drame pour avoir l'année exacte.</w:t>
             </w:r>
           </w:p>
         </w:tc>
@@ -1328,7 +2498,7 @@
                 <w:i w:val="0"/>
                 <w:sz w:val="16"/>
               </w:rPr>
-              <w:t>S00</w:t>
+              <w:t>S02</w:t>
               <w:br/>
             </w:r>
             <w:r>
@@ -1338,7 +2508,7 @@
                 <w:color w:val="64748B"/>
                 <w:sz w:val="14"/>
               </w:rPr>
-              <w:t>Identification</w:t>
+              <w:t>Éducation</w:t>
             </w:r>
           </w:p>
         </w:tc>
@@ -1354,7 +2524,7 @@
                 <w:color w:val="16A34A"/>
                 <w:sz w:val="16"/>
               </w:rPr>
-              <w:t>s00q07a, s00q08, s00q10, s00q13_0, s00q15_0, s00q17_0, s00q23a, s00q23b</w:t>
+              <w:t>—</w:t>
             </w:r>
           </w:p>
         </w:tc>
@@ -1385,7 +2555,7 @@
                 <w:i w:val="0"/>
                 <w:sz w:val="17"/>
               </w:rPr>
-              <w:t>Prière de renseigner toutes les informations du ménage dans la section 0 avant d'entamer les autres informations.</w:t>
+              <w:t>Merci de bien vouloir changé 2.04 en OUI et renseigné toutes les autres informations qui concerne Amy ndiaye .</w:t>
             </w:r>
           </w:p>
         </w:tc>
@@ -1418,7 +2588,7 @@
                 <w:i w:val="0"/>
                 <w:sz w:val="16"/>
               </w:rPr>
-              <w:t>S00</w:t>
+              <w:t>S02</w:t>
               <w:br/>
             </w:r>
             <w:r>
@@ -1428,7 +2598,7 @@
                 <w:color w:val="64748B"/>
                 <w:sz w:val="14"/>
               </w:rPr>
-              <w:t>Identification</w:t>
+              <w:t>Éducation</w:t>
             </w:r>
           </w:p>
         </w:tc>
@@ -1444,7 +2614,7 @@
                 <w:color w:val="16A34A"/>
                 <w:sz w:val="16"/>
               </w:rPr>
-              <w:t>s00q27</w:t>
+              <w:t>—</w:t>
             </w:r>
           </w:p>
         </w:tc>
@@ -1475,1537 +2645,7 @@
                 <w:i w:val="0"/>
                 <w:sz w:val="17"/>
               </w:rPr>
-              <w:t>Le questionnaire semble ne pas être complètement fini mais le questionnaire est en statut complet, prière de compléter le questionnaire.</w:t>
-            </w:r>
-          </w:p>
-        </w:tc>
-      </w:tr>
-      <w:tr>
-        <w:tc>
-          <w:tcPr>
-            <w:tcW w:type="dxa" w:w="964"/>
-          </w:tcPr>
-          <w:p>
-            <w:r>
-              <w:rPr>
-                <w:b/>
-                <w:i w:val="0"/>
-                <w:color w:val="EA580C"/>
-                <w:sz w:val="16"/>
-              </w:rPr>
-              <w:t>Moyenne</w:t>
-            </w:r>
-          </w:p>
-        </w:tc>
-        <w:tc>
-          <w:tcPr>
-            <w:tcW w:type="dxa" w:w="1247"/>
-          </w:tcPr>
-          <w:p>
-            <w:r>
-              <w:rPr>
-                <w:b/>
-                <w:i w:val="0"/>
-                <w:sz w:val="16"/>
-              </w:rPr>
-              <w:t>S00</w:t>
-              <w:br/>
-            </w:r>
-            <w:r>
-              <w:rPr>
-                <w:b w:val="0"/>
-                <w:i w:val="0"/>
-                <w:color w:val="64748B"/>
-                <w:sz w:val="14"/>
-              </w:rPr>
-              <w:t>Identification</w:t>
-            </w:r>
-          </w:p>
-        </w:tc>
-        <w:tc>
-          <w:tcPr>
-            <w:tcW w:type="dxa" w:w="1531"/>
-          </w:tcPr>
-          <w:p>
-            <w:r>
-              <w:rPr>
-                <w:b/>
-                <w:i w:val="0"/>
-                <w:color w:val="16A34A"/>
-                <w:sz w:val="16"/>
-              </w:rPr>
-              <w:t>—</w:t>
-            </w:r>
-          </w:p>
-        </w:tc>
-        <w:tc>
-          <w:tcPr>
-            <w:tcW w:type="dxa" w:w="1191"/>
-          </w:tcPr>
-          <w:p>
-            <w:r>
-              <w:rPr>
-                <w:b w:val="0"/>
-                <w:i w:val="0"/>
-                <w:color w:val="64748B"/>
-                <w:sz w:val="16"/>
-              </w:rPr>
-              <w:t>GT-CQ</w:t>
-            </w:r>
-          </w:p>
-        </w:tc>
-        <w:tc>
-          <w:tcPr>
-            <w:tcW w:type="dxa" w:w="4706"/>
-          </w:tcPr>
-          <w:p>
-            <w:r>
-              <w:rPr>
-                <w:b w:val="0"/>
-                <w:i w:val="0"/>
-                <w:sz w:val="17"/>
-              </w:rPr>
-              <w:t>Il est obligatoire de prendre les coordonnées Gps avant d'administrer le questionnaire.</w:t>
-            </w:r>
-          </w:p>
-        </w:tc>
-      </w:tr>
-      <w:tr>
-        <w:tc>
-          <w:tcPr>
-            <w:tcW w:type="dxa" w:w="964"/>
-          </w:tcPr>
-          <w:p>
-            <w:r>
-              <w:rPr>
-                <w:b/>
-                <w:i w:val="0"/>
-                <w:color w:val="EA580C"/>
-                <w:sz w:val="16"/>
-              </w:rPr>
-              <w:t>Moyenne</w:t>
-            </w:r>
-          </w:p>
-        </w:tc>
-        <w:tc>
-          <w:tcPr>
-            <w:tcW w:type="dxa" w:w="1247"/>
-          </w:tcPr>
-          <w:p>
-            <w:r>
-              <w:rPr>
-                <w:b/>
-                <w:i w:val="0"/>
-                <w:sz w:val="16"/>
-              </w:rPr>
-              <w:t>S00</w:t>
-              <w:br/>
-            </w:r>
-            <w:r>
-              <w:rPr>
-                <w:b w:val="0"/>
-                <w:i w:val="0"/>
-                <w:color w:val="64748B"/>
-                <w:sz w:val="14"/>
-              </w:rPr>
-              <w:t>Identification</w:t>
-            </w:r>
-          </w:p>
-        </w:tc>
-        <w:tc>
-          <w:tcPr>
-            <w:tcW w:type="dxa" w:w="1531"/>
-          </w:tcPr>
-          <w:p>
-            <w:r>
-              <w:rPr>
-                <w:b/>
-                <w:i w:val="0"/>
-                <w:color w:val="16A34A"/>
-                <w:sz w:val="16"/>
-              </w:rPr>
-              <w:t>—</w:t>
-            </w:r>
-          </w:p>
-        </w:tc>
-        <w:tc>
-          <w:tcPr>
-            <w:tcW w:type="dxa" w:w="1191"/>
-          </w:tcPr>
-          <w:p>
-            <w:r>
-              <w:rPr>
-                <w:b w:val="0"/>
-                <w:i w:val="0"/>
-                <w:color w:val="64748B"/>
-                <w:sz w:val="16"/>
-              </w:rPr>
-              <w:t>GT-CQ</w:t>
-            </w:r>
-          </w:p>
-        </w:tc>
-        <w:tc>
-          <w:tcPr>
-            <w:tcW w:type="dxa" w:w="4706"/>
-          </w:tcPr>
-          <w:p>
-            <w:r>
-              <w:rPr>
-                <w:b w:val="0"/>
-                <w:i w:val="0"/>
-                <w:sz w:val="17"/>
-              </w:rPr>
-              <w:t>Prière de prendre les coordonnées GPS.</w:t>
-            </w:r>
-          </w:p>
-        </w:tc>
-      </w:tr>
-      <w:tr>
-        <w:tc>
-          <w:tcPr>
-            <w:tcW w:type="dxa" w:w="964"/>
-          </w:tcPr>
-          <w:p>
-            <w:r>
-              <w:rPr>
-                <w:b/>
-                <w:i w:val="0"/>
-                <w:color w:val="EA580C"/>
-                <w:sz w:val="16"/>
-              </w:rPr>
-              <w:t>Moyenne</w:t>
-            </w:r>
-          </w:p>
-        </w:tc>
-        <w:tc>
-          <w:tcPr>
-            <w:tcW w:type="dxa" w:w="1247"/>
-          </w:tcPr>
-          <w:p>
-            <w:r>
-              <w:rPr>
-                <w:b/>
-                <w:i w:val="0"/>
-                <w:sz w:val="16"/>
-              </w:rPr>
-              <w:t>S00</w:t>
-              <w:br/>
-            </w:r>
-            <w:r>
-              <w:rPr>
-                <w:b w:val="0"/>
-                <w:i w:val="0"/>
-                <w:color w:val="64748B"/>
-                <w:sz w:val="14"/>
-              </w:rPr>
-              <w:t>Identification</w:t>
-            </w:r>
-          </w:p>
-        </w:tc>
-        <w:tc>
-          <w:tcPr>
-            <w:tcW w:type="dxa" w:w="1531"/>
-          </w:tcPr>
-          <w:p>
-            <w:r>
-              <w:rPr>
-                <w:b/>
-                <w:i w:val="0"/>
-                <w:color w:val="16A34A"/>
-                <w:sz w:val="16"/>
-              </w:rPr>
-              <w:t>—</w:t>
-            </w:r>
-          </w:p>
-        </w:tc>
-        <w:tc>
-          <w:tcPr>
-            <w:tcW w:type="dxa" w:w="1191"/>
-          </w:tcPr>
-          <w:p>
-            <w:r>
-              <w:rPr>
-                <w:b w:val="0"/>
-                <w:i w:val="0"/>
-                <w:color w:val="64748B"/>
-                <w:sz w:val="16"/>
-              </w:rPr>
-              <w:t>GT-CQ</w:t>
-            </w:r>
-          </w:p>
-        </w:tc>
-        <w:tc>
-          <w:tcPr>
-            <w:tcW w:type="dxa" w:w="4706"/>
-          </w:tcPr>
-          <w:p>
-            <w:r>
-              <w:rPr>
-                <w:b w:val="0"/>
-                <w:i w:val="0"/>
-                <w:sz w:val="17"/>
-              </w:rPr>
-              <w:t>Les coordonnées GPS ménage prises lors de l'enquête principale diffèrent de celles du dénombrement, êtes vous sûr d'avoir enquêté le bon ménage si non chercher le bon ménage.</w:t>
-            </w:r>
-          </w:p>
-        </w:tc>
-      </w:tr>
-      <w:tr>
-        <w:tc>
-          <w:tcPr>
-            <w:tcW w:type="dxa" w:w="964"/>
-          </w:tcPr>
-          <w:p>
-            <w:r>
-              <w:rPr>
-                <w:b/>
-                <w:i w:val="0"/>
-                <w:color w:val="EA580C"/>
-                <w:sz w:val="16"/>
-              </w:rPr>
-              <w:t>Moyenne</w:t>
-            </w:r>
-          </w:p>
-        </w:tc>
-        <w:tc>
-          <w:tcPr>
-            <w:tcW w:type="dxa" w:w="1247"/>
-          </w:tcPr>
-          <w:p>
-            <w:r>
-              <w:rPr>
-                <w:b/>
-                <w:i w:val="0"/>
-                <w:sz w:val="16"/>
-              </w:rPr>
-              <w:t>S00</w:t>
-              <w:br/>
-            </w:r>
-            <w:r>
-              <w:rPr>
-                <w:b w:val="0"/>
-                <w:i w:val="0"/>
-                <w:color w:val="64748B"/>
-                <w:sz w:val="14"/>
-              </w:rPr>
-              <w:t>Identification</w:t>
-            </w:r>
-          </w:p>
-        </w:tc>
-        <w:tc>
-          <w:tcPr>
-            <w:tcW w:type="dxa" w:w="1531"/>
-          </w:tcPr>
-          <w:p>
-            <w:r>
-              <w:rPr>
-                <w:b/>
-                <w:i w:val="0"/>
-                <w:color w:val="16A34A"/>
-                <w:sz w:val="16"/>
-              </w:rPr>
-              <w:t>—</w:t>
-            </w:r>
-          </w:p>
-        </w:tc>
-        <w:tc>
-          <w:tcPr>
-            <w:tcW w:type="dxa" w:w="1191"/>
-          </w:tcPr>
-          <w:p>
-            <w:r>
-              <w:rPr>
-                <w:b w:val="0"/>
-                <w:i w:val="0"/>
-                <w:color w:val="64748B"/>
-                <w:sz w:val="16"/>
-              </w:rPr>
-              <w:t>GT-CQ</w:t>
-            </w:r>
-          </w:p>
-        </w:tc>
-        <w:tc>
-          <w:tcPr>
-            <w:tcW w:type="dxa" w:w="4706"/>
-          </w:tcPr>
-          <w:p>
-            <w:r>
-              <w:rPr>
-                <w:b w:val="0"/>
-                <w:i w:val="0"/>
-                <w:sz w:val="17"/>
-              </w:rPr>
-              <w:t>L'adresse ou la localisation du ménage doit être bien renseignée, ne doit pas contenir des numéros de téléphone et elle semble courte pour être une adresse.</w:t>
-            </w:r>
-          </w:p>
-        </w:tc>
-      </w:tr>
-      <w:tr>
-        <w:tc>
-          <w:tcPr>
-            <w:tcW w:type="dxa" w:w="964"/>
-          </w:tcPr>
-          <w:p>
-            <w:r>
-              <w:rPr>
-                <w:b/>
-                <w:i w:val="0"/>
-                <w:color w:val="EA580C"/>
-                <w:sz w:val="16"/>
-              </w:rPr>
-              <w:t>Moyenne</w:t>
-            </w:r>
-          </w:p>
-        </w:tc>
-        <w:tc>
-          <w:tcPr>
-            <w:tcW w:type="dxa" w:w="1247"/>
-          </w:tcPr>
-          <w:p>
-            <w:r>
-              <w:rPr>
-                <w:b/>
-                <w:i w:val="0"/>
-                <w:sz w:val="16"/>
-              </w:rPr>
-              <w:t>S00</w:t>
-              <w:br/>
-            </w:r>
-            <w:r>
-              <w:rPr>
-                <w:b w:val="0"/>
-                <w:i w:val="0"/>
-                <w:color w:val="64748B"/>
-                <w:sz w:val="14"/>
-              </w:rPr>
-              <w:t>Identification</w:t>
-            </w:r>
-          </w:p>
-        </w:tc>
-        <w:tc>
-          <w:tcPr>
-            <w:tcW w:type="dxa" w:w="1531"/>
-          </w:tcPr>
-          <w:p>
-            <w:r>
-              <w:rPr>
-                <w:b/>
-                <w:i w:val="0"/>
-                <w:color w:val="16A34A"/>
-                <w:sz w:val="16"/>
-              </w:rPr>
-              <w:t>—</w:t>
-            </w:r>
-          </w:p>
-        </w:tc>
-        <w:tc>
-          <w:tcPr>
-            <w:tcW w:type="dxa" w:w="1191"/>
-          </w:tcPr>
-          <w:p>
-            <w:r>
-              <w:rPr>
-                <w:b w:val="0"/>
-                <w:i w:val="0"/>
-                <w:color w:val="64748B"/>
-                <w:sz w:val="16"/>
-              </w:rPr>
-              <w:t>GT-CQ</w:t>
-            </w:r>
-          </w:p>
-        </w:tc>
-        <w:tc>
-          <w:tcPr>
-            <w:tcW w:type="dxa" w:w="4706"/>
-          </w:tcPr>
-          <w:p>
-            <w:r>
-              <w:rPr>
-                <w:b w:val="0"/>
-                <w:i w:val="0"/>
-                <w:sz w:val="17"/>
-              </w:rPr>
-              <w:t>Prière de renseigner la bonne adresse.Attention! Il manque des informations non renseignées dans la section 0, prière de regarder toutes les autres informations dans l'identification du ménage (IDENTIFICATION ET RENSEIGNEMENTS DE CONTROLE) ou dans OBSERVATIONS pour pouvoir renseigné toutes les questions liées au ménage.</w:t>
-            </w:r>
-          </w:p>
-        </w:tc>
-      </w:tr>
-      <w:tr>
-        <w:tc>
-          <w:tcPr>
-            <w:tcW w:type="dxa" w:w="964"/>
-          </w:tcPr>
-          <w:p>
-            <w:r>
-              <w:rPr>
-                <w:b/>
-                <w:i w:val="0"/>
-                <w:color w:val="EA580C"/>
-                <w:sz w:val="16"/>
-              </w:rPr>
-              <w:t>Moyenne</w:t>
-            </w:r>
-          </w:p>
-        </w:tc>
-        <w:tc>
-          <w:tcPr>
-            <w:tcW w:type="dxa" w:w="1247"/>
-          </w:tcPr>
-          <w:p>
-            <w:r>
-              <w:rPr>
-                <w:b/>
-                <w:i w:val="0"/>
-                <w:sz w:val="16"/>
-              </w:rPr>
-              <w:t>S00</w:t>
-              <w:br/>
-            </w:r>
-            <w:r>
-              <w:rPr>
-                <w:b w:val="0"/>
-                <w:i w:val="0"/>
-                <w:color w:val="64748B"/>
-                <w:sz w:val="14"/>
-              </w:rPr>
-              <w:t>Identification</w:t>
-            </w:r>
-          </w:p>
-        </w:tc>
-        <w:tc>
-          <w:tcPr>
-            <w:tcW w:type="dxa" w:w="1531"/>
-          </w:tcPr>
-          <w:p>
-            <w:r>
-              <w:rPr>
-                <w:b/>
-                <w:i w:val="0"/>
-                <w:color w:val="16A34A"/>
-                <w:sz w:val="16"/>
-              </w:rPr>
-              <w:t>s00q12a</w:t>
-            </w:r>
-          </w:p>
-        </w:tc>
-        <w:tc>
-          <w:tcPr>
-            <w:tcW w:type="dxa" w:w="1191"/>
-          </w:tcPr>
-          <w:p>
-            <w:r>
-              <w:rPr>
-                <w:b w:val="0"/>
-                <w:i w:val="0"/>
-                <w:color w:val="64748B"/>
-                <w:sz w:val="16"/>
-              </w:rPr>
-              <w:t>GT-CQ</w:t>
-            </w:r>
-          </w:p>
-        </w:tc>
-        <w:tc>
-          <w:tcPr>
-            <w:tcW w:type="dxa" w:w="4706"/>
-          </w:tcPr>
-          <w:p>
-            <w:r>
-              <w:rPr>
-                <w:b w:val="0"/>
-                <w:i w:val="0"/>
-                <w:sz w:val="17"/>
-              </w:rPr>
-              <w:t>Attention! Veillez bien renseigner le premier numero du chef de ménage(0.12a).</w:t>
-            </w:r>
-          </w:p>
-        </w:tc>
-      </w:tr>
-      <w:tr>
-        <w:tc>
-          <w:tcPr>
-            <w:tcW w:type="dxa" w:w="964"/>
-          </w:tcPr>
-          <w:p>
-            <w:r>
-              <w:rPr>
-                <w:b/>
-                <w:i w:val="0"/>
-                <w:color w:val="EA580C"/>
-                <w:sz w:val="16"/>
-              </w:rPr>
-              <w:t>Moyenne</w:t>
-            </w:r>
-          </w:p>
-        </w:tc>
-        <w:tc>
-          <w:tcPr>
-            <w:tcW w:type="dxa" w:w="1247"/>
-          </w:tcPr>
-          <w:p>
-            <w:r>
-              <w:rPr>
-                <w:b/>
-                <w:i w:val="0"/>
-                <w:sz w:val="16"/>
-              </w:rPr>
-              <w:t>S00</w:t>
-              <w:br/>
-            </w:r>
-            <w:r>
-              <w:rPr>
-                <w:b w:val="0"/>
-                <w:i w:val="0"/>
-                <w:color w:val="64748B"/>
-                <w:sz w:val="14"/>
-              </w:rPr>
-              <w:t>Identification</w:t>
-            </w:r>
-          </w:p>
-        </w:tc>
-        <w:tc>
-          <w:tcPr>
-            <w:tcW w:type="dxa" w:w="1531"/>
-          </w:tcPr>
-          <w:p>
-            <w:r>
-              <w:rPr>
-                <w:b/>
-                <w:i w:val="0"/>
-                <w:color w:val="16A34A"/>
-                <w:sz w:val="16"/>
-              </w:rPr>
-              <w:t>s00q12a, s00q12b</w:t>
-            </w:r>
-          </w:p>
-        </w:tc>
-        <w:tc>
-          <w:tcPr>
-            <w:tcW w:type="dxa" w:w="1191"/>
-          </w:tcPr>
-          <w:p>
-            <w:r>
-              <w:rPr>
-                <w:b w:val="0"/>
-                <w:i w:val="0"/>
-                <w:color w:val="64748B"/>
-                <w:sz w:val="16"/>
-              </w:rPr>
-              <w:t>GT-CQ</w:t>
-            </w:r>
-          </w:p>
-        </w:tc>
-        <w:tc>
-          <w:tcPr>
-            <w:tcW w:type="dxa" w:w="4706"/>
-          </w:tcPr>
-          <w:p>
-            <w:r>
-              <w:rPr>
-                <w:b w:val="0"/>
-                <w:i w:val="0"/>
-                <w:sz w:val="17"/>
-              </w:rPr>
-              <w:t>Attention! Veillez bien renseigner le deuxième numero du chef de ménage(0.12b).</w:t>
-            </w:r>
-          </w:p>
-        </w:tc>
-      </w:tr>
-      <w:tr>
-        <w:tc>
-          <w:tcPr>
-            <w:tcW w:type="dxa" w:w="964"/>
-          </w:tcPr>
-          <w:p>
-            <w:r>
-              <w:rPr>
-                <w:b/>
-                <w:i w:val="0"/>
-                <w:color w:val="EA580C"/>
-                <w:sz w:val="16"/>
-              </w:rPr>
-              <w:t>Moyenne</w:t>
-            </w:r>
-          </w:p>
-        </w:tc>
-        <w:tc>
-          <w:tcPr>
-            <w:tcW w:type="dxa" w:w="1247"/>
-          </w:tcPr>
-          <w:p>
-            <w:r>
-              <w:rPr>
-                <w:b/>
-                <w:i w:val="0"/>
-                <w:sz w:val="16"/>
-              </w:rPr>
-              <w:t>S01</w:t>
-              <w:br/>
-            </w:r>
-            <w:r>
-              <w:rPr>
-                <w:b w:val="0"/>
-                <w:i w:val="0"/>
-                <w:color w:val="64748B"/>
-                <w:sz w:val="14"/>
-              </w:rPr>
-              <w:t>Démographie</w:t>
-            </w:r>
-          </w:p>
-        </w:tc>
-        <w:tc>
-          <w:tcPr>
-            <w:tcW w:type="dxa" w:w="1531"/>
-          </w:tcPr>
-          <w:p>
-            <w:r>
-              <w:rPr>
-                <w:b/>
-                <w:i w:val="0"/>
-                <w:color w:val="16A34A"/>
-                <w:sz w:val="16"/>
-              </w:rPr>
-              <w:t>—</w:t>
-            </w:r>
-          </w:p>
-        </w:tc>
-        <w:tc>
-          <w:tcPr>
-            <w:tcW w:type="dxa" w:w="1191"/>
-          </w:tcPr>
-          <w:p>
-            <w:r>
-              <w:rPr>
-                <w:b w:val="0"/>
-                <w:i w:val="0"/>
-                <w:color w:val="64748B"/>
-                <w:sz w:val="16"/>
-              </w:rPr>
-              <w:t>GT-CQ</w:t>
-            </w:r>
-          </w:p>
-        </w:tc>
-        <w:tc>
-          <w:tcPr>
-            <w:tcW w:type="dxa" w:w="4706"/>
-          </w:tcPr>
-          <w:p>
-            <w:r>
-              <w:rPr>
-                <w:b w:val="0"/>
-                <w:i w:val="0"/>
-                <w:sz w:val="17"/>
-              </w:rPr>
-              <w:t>Prière de verifier l'information donnée par fatou mbodji ou corriger au niveau de la section 1.</w:t>
-            </w:r>
-          </w:p>
-        </w:tc>
-      </w:tr>
-      <w:tr>
-        <w:tc>
-          <w:tcPr>
-            <w:tcW w:type="dxa" w:w="964"/>
-          </w:tcPr>
-          <w:p>
-            <w:r>
-              <w:rPr>
-                <w:b/>
-                <w:i w:val="0"/>
-                <w:color w:val="EA580C"/>
-                <w:sz w:val="16"/>
-              </w:rPr>
-              <w:t>Moyenne</w:t>
-            </w:r>
-          </w:p>
-        </w:tc>
-        <w:tc>
-          <w:tcPr>
-            <w:tcW w:type="dxa" w:w="1247"/>
-          </w:tcPr>
-          <w:p>
-            <w:r>
-              <w:rPr>
-                <w:b/>
-                <w:i w:val="0"/>
-                <w:sz w:val="16"/>
-              </w:rPr>
-              <w:t>S01</w:t>
-              <w:br/>
-            </w:r>
-            <w:r>
-              <w:rPr>
-                <w:b w:val="0"/>
-                <w:i w:val="0"/>
-                <w:color w:val="64748B"/>
-                <w:sz w:val="14"/>
-              </w:rPr>
-              <w:t>Démographie</w:t>
-            </w:r>
-          </w:p>
-        </w:tc>
-        <w:tc>
-          <w:tcPr>
-            <w:tcW w:type="dxa" w:w="1531"/>
-          </w:tcPr>
-          <w:p>
-            <w:r>
-              <w:rPr>
-                <w:b/>
-                <w:i w:val="0"/>
-                <w:color w:val="16A34A"/>
-                <w:sz w:val="16"/>
-              </w:rPr>
-              <w:t>s01q10_1</w:t>
-            </w:r>
-          </w:p>
-        </w:tc>
-        <w:tc>
-          <w:tcPr>
-            <w:tcW w:type="dxa" w:w="1191"/>
-          </w:tcPr>
-          <w:p>
-            <w:r>
-              <w:rPr>
-                <w:b w:val="0"/>
-                <w:i w:val="0"/>
-                <w:color w:val="64748B"/>
-                <w:sz w:val="16"/>
-              </w:rPr>
-              <w:t>GT-CQ</w:t>
-            </w:r>
-          </w:p>
-        </w:tc>
-        <w:tc>
-          <w:tcPr>
-            <w:tcW w:type="dxa" w:w="4706"/>
-          </w:tcPr>
-          <w:p>
-            <w:r>
-              <w:rPr>
-                <w:b w:val="0"/>
-                <w:i w:val="0"/>
-                <w:sz w:val="17"/>
-              </w:rPr>
-              <w:t>La taille du ménage lors de l'enquête principale (6) de ce ménage est inférieur à la taille du denombrement (9), prière de fournir des explications concrètes ou aller revisiter le ménage.</w:t>
-            </w:r>
-          </w:p>
-        </w:tc>
-      </w:tr>
-      <w:tr>
-        <w:tc>
-          <w:tcPr>
-            <w:tcW w:type="dxa" w:w="964"/>
-          </w:tcPr>
-          <w:p>
-            <w:r>
-              <w:rPr>
-                <w:b/>
-                <w:i w:val="0"/>
-                <w:color w:val="EA580C"/>
-                <w:sz w:val="16"/>
-              </w:rPr>
-              <w:t>Moyenne</w:t>
-            </w:r>
-          </w:p>
-        </w:tc>
-        <w:tc>
-          <w:tcPr>
-            <w:tcW w:type="dxa" w:w="1247"/>
-          </w:tcPr>
-          <w:p>
-            <w:r>
-              <w:rPr>
-                <w:b/>
-                <w:i w:val="0"/>
-                <w:sz w:val="16"/>
-              </w:rPr>
-              <w:t>S02</w:t>
-              <w:br/>
-            </w:r>
-            <w:r>
-              <w:rPr>
-                <w:b w:val="0"/>
-                <w:i w:val="0"/>
-                <w:color w:val="64748B"/>
-                <w:sz w:val="14"/>
-              </w:rPr>
-              <w:t>Éducation</w:t>
-            </w:r>
-          </w:p>
-        </w:tc>
-        <w:tc>
-          <w:tcPr>
-            <w:tcW w:type="dxa" w:w="1531"/>
-          </w:tcPr>
-          <w:p>
-            <w:r>
-              <w:rPr>
-                <w:b/>
-                <w:i w:val="0"/>
-                <w:color w:val="16A34A"/>
-                <w:sz w:val="16"/>
-              </w:rPr>
-              <w:t>—</w:t>
-            </w:r>
-          </w:p>
-        </w:tc>
-        <w:tc>
-          <w:tcPr>
-            <w:tcW w:type="dxa" w:w="1191"/>
-          </w:tcPr>
-          <w:p>
-            <w:r>
-              <w:rPr>
-                <w:b w:val="0"/>
-                <w:i w:val="0"/>
-                <w:color w:val="64748B"/>
-                <w:sz w:val="16"/>
-              </w:rPr>
-              <w:t>GT-CQ</w:t>
-            </w:r>
-          </w:p>
-        </w:tc>
-        <w:tc>
-          <w:tcPr>
-            <w:tcW w:type="dxa" w:w="4706"/>
-          </w:tcPr>
-          <w:p>
-            <w:r>
-              <w:rPr>
-                <w:b w:val="0"/>
-                <w:i w:val="0"/>
-                <w:sz w:val="17"/>
-              </w:rPr>
-              <w:t>veuillez, s'il vous plait, confirmer les frais de scolarité ( 7000 FCFA) payée de fatou mbodji avec le QG ou apporter les corrections nécessaires.</w:t>
-            </w:r>
-          </w:p>
-        </w:tc>
-      </w:tr>
-      <w:tr>
-        <w:tc>
-          <w:tcPr>
-            <w:tcW w:type="dxa" w:w="964"/>
-          </w:tcPr>
-          <w:p>
-            <w:r>
-              <w:rPr>
-                <w:b/>
-                <w:i w:val="0"/>
-                <w:color w:val="EA580C"/>
-                <w:sz w:val="16"/>
-              </w:rPr>
-              <w:t>Moyenne</w:t>
-            </w:r>
-          </w:p>
-        </w:tc>
-        <w:tc>
-          <w:tcPr>
-            <w:tcW w:type="dxa" w:w="1247"/>
-          </w:tcPr>
-          <w:p>
-            <w:r>
-              <w:rPr>
-                <w:b/>
-                <w:i w:val="0"/>
-                <w:sz w:val="16"/>
-              </w:rPr>
-              <w:t>S02</w:t>
-              <w:br/>
-            </w:r>
-            <w:r>
-              <w:rPr>
-                <w:b w:val="0"/>
-                <w:i w:val="0"/>
-                <w:color w:val="64748B"/>
-                <w:sz w:val="14"/>
-              </w:rPr>
-              <w:t>Éducation</w:t>
-            </w:r>
-          </w:p>
-        </w:tc>
-        <w:tc>
-          <w:tcPr>
-            <w:tcW w:type="dxa" w:w="1531"/>
-          </w:tcPr>
-          <w:p>
-            <w:r>
-              <w:rPr>
-                <w:b/>
-                <w:i w:val="0"/>
-                <w:color w:val="16A34A"/>
-                <w:sz w:val="16"/>
-              </w:rPr>
-              <w:t>s01q63, s00q04, s02q25, s01q00b, s02q17_2, s02q15_2</w:t>
-            </w:r>
-          </w:p>
-        </w:tc>
-        <w:tc>
-          <w:tcPr>
-            <w:tcW w:type="dxa" w:w="1191"/>
-          </w:tcPr>
-          <w:p>
-            <w:r>
-              <w:rPr>
-                <w:b w:val="0"/>
-                <w:i w:val="0"/>
-                <w:color w:val="64748B"/>
-                <w:sz w:val="16"/>
-              </w:rPr>
-              <w:t>GT-CQ</w:t>
-            </w:r>
-          </w:p>
-        </w:tc>
-        <w:tc>
-          <w:tcPr>
-            <w:tcW w:type="dxa" w:w="4706"/>
-          </w:tcPr>
-          <w:p>
-            <w:r>
-              <w:rPr>
-                <w:b w:val="0"/>
-                <w:i w:val="0"/>
-                <w:sz w:val="17"/>
-              </w:rPr>
-              <w:t>Dans les milieux urbains c'est peu probable de voir une école dont les élèves ou étudiants ne dépensent pas en frais d'uniformes, prière de verifier pour fatou mbodji qui fréquente 3ème année de Secondaire 1 (Moyen) Général et corriger ou confirmer avec le QG.</w:t>
-            </w:r>
-          </w:p>
-        </w:tc>
-      </w:tr>
-      <w:tr>
-        <w:tc>
-          <w:tcPr>
-            <w:tcW w:type="dxa" w:w="964"/>
-          </w:tcPr>
-          <w:p>
-            <w:r>
-              <w:rPr>
-                <w:b/>
-                <w:i w:val="0"/>
-                <w:color w:val="EA580C"/>
-                <w:sz w:val="16"/>
-              </w:rPr>
-              <w:t>Moyenne</w:t>
-            </w:r>
-          </w:p>
-        </w:tc>
-        <w:tc>
-          <w:tcPr>
-            <w:tcW w:type="dxa" w:w="1247"/>
-          </w:tcPr>
-          <w:p>
-            <w:r>
-              <w:rPr>
-                <w:b/>
-                <w:i w:val="0"/>
-                <w:sz w:val="16"/>
-              </w:rPr>
-              <w:t>S02</w:t>
-              <w:br/>
-            </w:r>
-            <w:r>
-              <w:rPr>
-                <w:b w:val="0"/>
-                <w:i w:val="0"/>
-                <w:color w:val="64748B"/>
-                <w:sz w:val="14"/>
-              </w:rPr>
-              <w:t>Éducation</w:t>
-            </w:r>
-          </w:p>
-        </w:tc>
-        <w:tc>
-          <w:tcPr>
-            <w:tcW w:type="dxa" w:w="1531"/>
-          </w:tcPr>
-          <w:p>
-            <w:r>
-              <w:rPr>
-                <w:b/>
-                <w:i w:val="0"/>
-                <w:color w:val="16A34A"/>
-                <w:sz w:val="16"/>
-              </w:rPr>
-              <w:t>—</w:t>
-            </w:r>
-          </w:p>
-        </w:tc>
-        <w:tc>
-          <w:tcPr>
-            <w:tcW w:type="dxa" w:w="1191"/>
-          </w:tcPr>
-          <w:p>
-            <w:r>
-              <w:rPr>
-                <w:b w:val="0"/>
-                <w:i w:val="0"/>
-                <w:color w:val="64748B"/>
-                <w:sz w:val="16"/>
-              </w:rPr>
-              <w:t>GT-CQ</w:t>
-            </w:r>
-          </w:p>
-        </w:tc>
-        <w:tc>
-          <w:tcPr>
-            <w:tcW w:type="dxa" w:w="4706"/>
-          </w:tcPr>
-          <w:p>
-            <w:r>
-              <w:rPr>
-                <w:b w:val="0"/>
-                <w:i w:val="0"/>
-                <w:sz w:val="17"/>
-              </w:rPr>
-              <w:t>veuillez, s'il vous plait, confirmer les frais de scolarité ( 7000 FCFA) payée de yaya ndour avec le QG ou apporter les corrections nécessaires.</w:t>
-            </w:r>
-          </w:p>
-        </w:tc>
-      </w:tr>
-      <w:tr>
-        <w:tc>
-          <w:tcPr>
-            <w:tcW w:type="dxa" w:w="964"/>
-          </w:tcPr>
-          <w:p>
-            <w:r>
-              <w:rPr>
-                <w:b/>
-                <w:i w:val="0"/>
-                <w:color w:val="EA580C"/>
-                <w:sz w:val="16"/>
-              </w:rPr>
-              <w:t>Moyenne</w:t>
-            </w:r>
-          </w:p>
-        </w:tc>
-        <w:tc>
-          <w:tcPr>
-            <w:tcW w:type="dxa" w:w="1247"/>
-          </w:tcPr>
-          <w:p>
-            <w:r>
-              <w:rPr>
-                <w:b/>
-                <w:i w:val="0"/>
-                <w:sz w:val="16"/>
-              </w:rPr>
-              <w:t>S02</w:t>
-              <w:br/>
-            </w:r>
-            <w:r>
-              <w:rPr>
-                <w:b w:val="0"/>
-                <w:i w:val="0"/>
-                <w:color w:val="64748B"/>
-                <w:sz w:val="14"/>
-              </w:rPr>
-              <w:t>Éducation</w:t>
-            </w:r>
-          </w:p>
-        </w:tc>
-        <w:tc>
-          <w:tcPr>
-            <w:tcW w:type="dxa" w:w="1531"/>
-          </w:tcPr>
-          <w:p>
-            <w:r>
-              <w:rPr>
-                <w:b/>
-                <w:i w:val="0"/>
-                <w:color w:val="16A34A"/>
-                <w:sz w:val="16"/>
-              </w:rPr>
-              <w:t>s01q63, s00q04, s02q25, s01q00b, s02q17_2, s02q15_2</w:t>
-            </w:r>
-          </w:p>
-        </w:tc>
-        <w:tc>
-          <w:tcPr>
-            <w:tcW w:type="dxa" w:w="1191"/>
-          </w:tcPr>
-          <w:p>
-            <w:r>
-              <w:rPr>
-                <w:b w:val="0"/>
-                <w:i w:val="0"/>
-                <w:color w:val="64748B"/>
-                <w:sz w:val="16"/>
-              </w:rPr>
-              <w:t>GT-CQ</w:t>
-            </w:r>
-          </w:p>
-        </w:tc>
-        <w:tc>
-          <w:tcPr>
-            <w:tcW w:type="dxa" w:w="4706"/>
-          </w:tcPr>
-          <w:p>
-            <w:r>
-              <w:rPr>
-                <w:b w:val="0"/>
-                <w:i w:val="0"/>
-                <w:sz w:val="17"/>
-              </w:rPr>
-              <w:t>Dans les milieux urbains c'est peu probable de voir une école dont les élèves ou étudiants ne dépensent pas en frais d'uniformes, prière de verifier pour yaya ndour qui fréquente 1ére année de Secondaire 2 Général et corriger ou confirmer avec le QG.</w:t>
-            </w:r>
-          </w:p>
-        </w:tc>
-      </w:tr>
-      <w:tr>
-        <w:tc>
-          <w:tcPr>
-            <w:tcW w:type="dxa" w:w="964"/>
-          </w:tcPr>
-          <w:p>
-            <w:r>
-              <w:rPr>
-                <w:b/>
-                <w:i w:val="0"/>
-                <w:color w:val="EA580C"/>
-                <w:sz w:val="16"/>
-              </w:rPr>
-              <w:t>Moyenne</w:t>
-            </w:r>
-          </w:p>
-        </w:tc>
-        <w:tc>
-          <w:tcPr>
-            <w:tcW w:type="dxa" w:w="1247"/>
-          </w:tcPr>
-          <w:p>
-            <w:r>
-              <w:rPr>
-                <w:b/>
-                <w:i w:val="0"/>
-                <w:sz w:val="16"/>
-              </w:rPr>
-              <w:t>S02</w:t>
-              <w:br/>
-            </w:r>
-            <w:r>
-              <w:rPr>
-                <w:b w:val="0"/>
-                <w:i w:val="0"/>
-                <w:color w:val="64748B"/>
-                <w:sz w:val="14"/>
-              </w:rPr>
-              <w:t>Éducation</w:t>
-            </w:r>
-          </w:p>
-        </w:tc>
-        <w:tc>
-          <w:tcPr>
-            <w:tcW w:type="dxa" w:w="1531"/>
-          </w:tcPr>
-          <w:p>
-            <w:r>
-              <w:rPr>
-                <w:b/>
-                <w:i w:val="0"/>
-                <w:color w:val="16A34A"/>
-                <w:sz w:val="16"/>
-              </w:rPr>
-              <w:t>—</w:t>
-            </w:r>
-          </w:p>
-        </w:tc>
-        <w:tc>
-          <w:tcPr>
-            <w:tcW w:type="dxa" w:w="1191"/>
-          </w:tcPr>
-          <w:p>
-            <w:r>
-              <w:rPr>
-                <w:b w:val="0"/>
-                <w:i w:val="0"/>
-                <w:color w:val="64748B"/>
-                <w:sz w:val="16"/>
-              </w:rPr>
-              <w:t>GT-CQ</w:t>
-            </w:r>
-          </w:p>
-        </w:tc>
-        <w:tc>
-          <w:tcPr>
-            <w:tcW w:type="dxa" w:w="4706"/>
-          </w:tcPr>
-          <w:p>
-            <w:r>
-              <w:rPr>
-                <w:b w:val="0"/>
-                <w:i w:val="0"/>
-                <w:sz w:val="17"/>
-              </w:rPr>
-              <w:t>Prière de vous adresser à aissatou drame pour avoir l'année exacte.</w:t>
-            </w:r>
-          </w:p>
-        </w:tc>
-      </w:tr>
-      <w:tr>
-        <w:tc>
-          <w:tcPr>
-            <w:tcW w:type="dxa" w:w="964"/>
-          </w:tcPr>
-          <w:p>
-            <w:r>
-              <w:rPr>
-                <w:b/>
-                <w:i w:val="0"/>
-                <w:color w:val="EA580C"/>
-                <w:sz w:val="16"/>
-              </w:rPr>
-              <w:t>Moyenne</w:t>
-            </w:r>
-          </w:p>
-        </w:tc>
-        <w:tc>
-          <w:tcPr>
-            <w:tcW w:type="dxa" w:w="1247"/>
-          </w:tcPr>
-          <w:p>
-            <w:r>
-              <w:rPr>
-                <w:b/>
-                <w:i w:val="0"/>
-                <w:sz w:val="16"/>
-              </w:rPr>
-              <w:t>S02</w:t>
-              <w:br/>
-            </w:r>
-            <w:r>
-              <w:rPr>
-                <w:b w:val="0"/>
-                <w:i w:val="0"/>
-                <w:color w:val="64748B"/>
-                <w:sz w:val="14"/>
-              </w:rPr>
-              <w:t>Éducation</w:t>
-            </w:r>
-          </w:p>
-        </w:tc>
-        <w:tc>
-          <w:tcPr>
-            <w:tcW w:type="dxa" w:w="1531"/>
-          </w:tcPr>
-          <w:p>
-            <w:r>
-              <w:rPr>
-                <w:b/>
-                <w:i w:val="0"/>
-                <w:color w:val="16A34A"/>
-                <w:sz w:val="16"/>
-              </w:rPr>
-              <w:t>—</w:t>
-            </w:r>
-          </w:p>
-        </w:tc>
-        <w:tc>
-          <w:tcPr>
-            <w:tcW w:type="dxa" w:w="1191"/>
-          </w:tcPr>
-          <w:p>
-            <w:r>
-              <w:rPr>
-                <w:b w:val="0"/>
-                <w:i w:val="0"/>
-                <w:color w:val="64748B"/>
-                <w:sz w:val="16"/>
-              </w:rPr>
-              <w:t>GT-CQ</w:t>
-            </w:r>
-          </w:p>
-        </w:tc>
-        <w:tc>
-          <w:tcPr>
-            <w:tcW w:type="dxa" w:w="4706"/>
-          </w:tcPr>
-          <w:p>
-            <w:r>
-              <w:rPr>
-                <w:b w:val="0"/>
-                <w:i w:val="0"/>
-                <w:sz w:val="17"/>
-              </w:rPr>
-              <w:t>Merci de bien vouloir changé 2.04 en OUI et renseigné toutes les autres informations qui concerne Amy ndiaye .</w:t>
-            </w:r>
-          </w:p>
-        </w:tc>
-      </w:tr>
-      <w:tr>
-        <w:tc>
-          <w:tcPr>
-            <w:tcW w:type="dxa" w:w="964"/>
-          </w:tcPr>
-          <w:p>
-            <w:r>
-              <w:rPr>
-                <w:b/>
-                <w:i w:val="0"/>
-                <w:color w:val="EA580C"/>
-                <w:sz w:val="16"/>
-              </w:rPr>
-              <w:t>Moyenne</w:t>
-            </w:r>
-          </w:p>
-        </w:tc>
-        <w:tc>
-          <w:tcPr>
-            <w:tcW w:type="dxa" w:w="1247"/>
-          </w:tcPr>
-          <w:p>
-            <w:r>
-              <w:rPr>
-                <w:b/>
-                <w:i w:val="0"/>
-                <w:sz w:val="16"/>
-              </w:rPr>
-              <w:t>S02</w:t>
-              <w:br/>
-            </w:r>
-            <w:r>
-              <w:rPr>
-                <w:b w:val="0"/>
-                <w:i w:val="0"/>
-                <w:color w:val="64748B"/>
-                <w:sz w:val="14"/>
-              </w:rPr>
-              <w:t>Éducation</w:t>
-            </w:r>
-          </w:p>
-        </w:tc>
-        <w:tc>
-          <w:tcPr>
-            <w:tcW w:type="dxa" w:w="1531"/>
-          </w:tcPr>
-          <w:p>
-            <w:r>
-              <w:rPr>
-                <w:b/>
-                <w:i w:val="0"/>
-                <w:color w:val="16A34A"/>
-                <w:sz w:val="16"/>
-              </w:rPr>
-              <w:t>—</w:t>
-            </w:r>
-          </w:p>
-        </w:tc>
-        <w:tc>
-          <w:tcPr>
-            <w:tcW w:type="dxa" w:w="1191"/>
-          </w:tcPr>
-          <w:p>
-            <w:r>
-              <w:rPr>
-                <w:b w:val="0"/>
-                <w:i w:val="0"/>
-                <w:color w:val="64748B"/>
-                <w:sz w:val="16"/>
-              </w:rPr>
-              <w:t>GT-CQ</w:t>
-            </w:r>
-          </w:p>
-        </w:tc>
-        <w:tc>
-          <w:tcPr>
-            <w:tcW w:type="dxa" w:w="4706"/>
-          </w:tcPr>
-          <w:p>
-            <w:r>
-              <w:rPr>
-                <w:b w:val="0"/>
-                <w:i w:val="0"/>
-                <w:sz w:val="17"/>
-              </w:rPr>
               <w:t>Merci de bien vouloir changé 2.04 en OUI et renseigné toutes les autres informations qui concerne aliou mbodji .</w:t>
-            </w:r>
-          </w:p>
-        </w:tc>
-      </w:tr>
-      <w:tr>
-        <w:tc>
-          <w:tcPr>
-            <w:tcW w:type="dxa" w:w="964"/>
-          </w:tcPr>
-          <w:p>
-            <w:r>
-              <w:rPr>
-                <w:b/>
-                <w:i w:val="0"/>
-                <w:color w:val="EA580C"/>
-                <w:sz w:val="16"/>
-              </w:rPr>
-              <w:t>Moyenne</w:t>
-            </w:r>
-          </w:p>
-        </w:tc>
-        <w:tc>
-          <w:tcPr>
-            <w:tcW w:type="dxa" w:w="1247"/>
-          </w:tcPr>
-          <w:p>
-            <w:r>
-              <w:rPr>
-                <w:b/>
-                <w:i w:val="0"/>
-                <w:sz w:val="16"/>
-              </w:rPr>
-              <w:t>S03</w:t>
-              <w:br/>
-            </w:r>
-            <w:r>
-              <w:rPr>
-                <w:b w:val="0"/>
-                <w:i w:val="0"/>
-                <w:color w:val="64748B"/>
-                <w:sz w:val="14"/>
-              </w:rPr>
-              <w:t>Santé</w:t>
-            </w:r>
-          </w:p>
-        </w:tc>
-        <w:tc>
-          <w:tcPr>
-            <w:tcW w:type="dxa" w:w="1531"/>
-          </w:tcPr>
-          <w:p>
-            <w:r>
-              <w:rPr>
-                <w:b/>
-                <w:i w:val="0"/>
-                <w:color w:val="16A34A"/>
-                <w:sz w:val="16"/>
-              </w:rPr>
-              <w:t>s01q02, s01q12, s01q13, s02q03__2, s03q01, s01q00b</w:t>
-            </w:r>
-          </w:p>
-        </w:tc>
-        <w:tc>
-          <w:tcPr>
-            <w:tcW w:type="dxa" w:w="1191"/>
-          </w:tcPr>
-          <w:p>
-            <w:r>
-              <w:rPr>
-                <w:b w:val="0"/>
-                <w:i w:val="0"/>
-                <w:color w:val="64748B"/>
-                <w:sz w:val="16"/>
-              </w:rPr>
-              <w:t>GT-CQ</w:t>
-            </w:r>
-          </w:p>
-        </w:tc>
-        <w:tc>
-          <w:tcPr>
-            <w:tcW w:type="dxa" w:w="4706"/>
-          </w:tcPr>
-          <w:p>
-            <w:r>
-              <w:rPr>
-                <w:b w:val="0"/>
-                <w:i w:val="0"/>
-                <w:sz w:val="17"/>
-              </w:rPr>
-              <w:t>La section n'est pas renseignée pour aissatou mbodji, prière de la renseigner.</w:t>
             </w:r>
           </w:p>
         </w:tc>
